--- a/assets/malhotrakunal.docx
+++ b/assets/malhotrakunal.docx
@@ -184,18 +184,14 @@
         <w:spacing w:after="30"/>
       </w:pPr>
       <w:r>
-        <w:t>Led an end-to-end database migration to Google Cloud, covering data assessment, landing-zone preparation, and the design and build of the ETL pipeline and data replication with minimal downtime.</w:t>
-      </w:r>
-    </w:p>
-    <w:p>
-      <w:pPr>
-        <w:pStyle w:val="ListParagraph"/>
-        <w:numPr>
-          <w:ilvl w:val="0"/>
-          <w:numId w:val="2"/>
-        </w:numPr>
-        <w:spacing w:after="30"/>
-      </w:pPr>
+        <w:t>Led the implementation of Apache Airflow</w:t>
+      </w:r>
+      <w:r>
+        <w:t xml:space="preserve"> on Kubernetes</w:t>
+      </w:r>
+      <w:r>
+        <w:t xml:space="preserve"> to orchestrate and execute the ETL pipelines that process financial-statement data.</w:t>
+      </w:r>
       <w:r>
         <w:t>Led an SRE/DevOps transformation for a multinational bank, running application assessment and implementing a DORA-aligned deployment framework across hybrid infrastructure (OpenShift, IBM Power, IBM Mainframe).</w:t>
       </w:r>
@@ -465,14 +461,29 @@
           <w:tab w:val="right" w:pos="9026"/>
         </w:tabs>
         <w:spacing w:before="100"/>
-      </w:pPr>
-      <w:r>
         <w:rPr>
           <w:b/>
           <w:bCs/>
           <w:sz w:val="22"/>
           <w:szCs w:val="22"/>
         </w:rPr>
+      </w:pPr>
+    </w:p>
+    <w:p>
+      <w:pPr>
+        <w:tabs>
+          <w:tab w:val="right" w:pos="9026"/>
+        </w:tabs>
+        <w:spacing w:before="100"/>
+      </w:pPr>
+      <w:r>
+        <w:rPr>
+          <w:b/>
+          <w:bCs/>
+          <w:sz w:val="22"/>
+          <w:szCs w:val="22"/>
+        </w:rPr>
+        <w:lastRenderedPageBreak/>
         <w:t>IBM</w:t>
       </w:r>
     </w:p>
@@ -615,7 +626,7 @@
         <w:spacing w:after="30"/>
       </w:pPr>
       <w:r>
-        <w:t>Built a skills-based search engine using cloud-native technologies, matching technical sellers to the right client engagements.</w:t>
+        <w:t>Built an Android application that performed facial recognition using a custom-trained IBM Watson Visual Recognition model.</w:t>
       </w:r>
     </w:p>
     <w:p>

--- a/assets/malhotrakunal.docx
+++ b/assets/malhotrakunal.docx
@@ -1,6 +1,6 @@
 
 <file path=word/document.xml><?xml version="1.0" encoding="utf-8"?>
-<w:document xmlns:wpc="http://schemas.microsoft.com/office/word/2010/wordprocessingCanvas" xmlns:cx="http://schemas.microsoft.com/office/drawing/2014/chartex" xmlns:cx1="http://schemas.microsoft.com/office/drawing/2015/9/8/chartex" xmlns:cx2="http://schemas.microsoft.com/office/drawing/2015/10/21/chartex" xmlns:cx3="http://schemas.microsoft.com/office/drawing/2016/5/9/chartex" xmlns:cx4="http://schemas.microsoft.com/office/drawing/2016/5/10/chartex" xmlns:cx5="http://schemas.microsoft.com/office/drawing/2016/5/11/chartex" xmlns:cx6="http://schemas.microsoft.com/office/drawing/2016/5/12/chartex" xmlns:cx7="http://schemas.microsoft.com/office/drawing/2016/5/13/chartex" xmlns:cx8="http://schemas.microsoft.com/office/drawing/2016/5/14/chartex" xmlns:mc="http://schemas.openxmlformats.org/markup-compatibility/2006" xmlns:aink="http://schemas.microsoft.com/office/drawing/2016/ink" xmlns:am3d="http://schemas.microsoft.com/office/drawing/2017/model3d" xmlns:o="urn:schemas-microsoft-com:office:office" xmlns:oel="http://schemas.microsoft.com/office/2019/extlst" xmlns:r="http://schemas.openxmlformats.org/officeDocument/2006/relationships" xmlns:m="http://schemas.openxmlformats.org/officeDocument/2006/math" xmlns:v="urn:schemas-microsoft-com:vml" xmlns:wp14="http://schemas.microsoft.com/office/word/2010/wordprocessingDrawing" xmlns:wp="http://schemas.openxmlformats.org/drawingml/2006/wordprocessingDrawing" xmlns:w10="urn:schemas-microsoft-com:office:word" xmlns:w="http://schemas.openxmlformats.org/wordprocessingml/2006/main" xmlns:w14="http://schemas.microsoft.com/office/word/2010/wordml" xmlns:w15="http://schemas.microsoft.com/office/word/2012/wordml" xmlns:w16cex="http://schemas.microsoft.com/office/word/2018/wordml/cex" xmlns:w16cid="http://schemas.microsoft.com/office/word/2016/wordml/cid" xmlns:w16="http://schemas.microsoft.com/office/word/2018/wordml" xmlns:w16du="http://schemas.microsoft.com/office/word/2023/wordml/word16du" xmlns:w16sdtdh="http://schemas.microsoft.com/office/word/2020/wordml/sdtdatahash" xmlns:w16sdtfl="http://schemas.microsoft.com/office/word/2024/wordml/sdtformatlock" xmlns:w16se="http://schemas.microsoft.com/office/word/2015/wordml/symex" xmlns:wpg="http://schemas.microsoft.com/office/word/2010/wordprocessingGroup" xmlns:wpi="http://schemas.microsoft.com/office/word/2010/wordprocessingInk" xmlns:wne="http://schemas.microsoft.com/office/word/2006/wordml" xmlns:wps="http://schemas.microsoft.com/office/word/2010/wordprocessingShape" mc:Ignorable="w14 w15 w16se w16cid w16 w16cex w16sdtdh w16sdtfl w16du wp14">
+<w:document xmlns:wpc="http://schemas.microsoft.com/office/word/2010/wordprocessingCanvas" xmlns:cx="http://schemas.microsoft.com/office/drawing/2014/chartex" xmlns:cx1="http://schemas.microsoft.com/office/drawing/2015/9/8/chartex" xmlns:cx2="http://schemas.microsoft.com/office/drawing/2015/10/21/chartex" xmlns:cx3="http://schemas.microsoft.com/office/drawing/2016/5/9/chartex" xmlns:cx4="http://schemas.microsoft.com/office/drawing/2016/5/10/chartex" xmlns:cx5="http://schemas.microsoft.com/office/drawing/2016/5/11/chartex" xmlns:cx6="http://schemas.microsoft.com/office/drawing/2016/5/12/chartex" xmlns:cx7="http://schemas.microsoft.com/office/drawing/2016/5/13/chartex" xmlns:cx8="http://schemas.microsoft.com/office/drawing/2016/5/14/chartex" xmlns:mc="http://schemas.openxmlformats.org/markup-compatibility/2006" xmlns:m="http://schemas.openxmlformats.org/officeDocument/2006/math" xmlns:aink="http://schemas.microsoft.com/office/drawing/2016/ink" xmlns:am3d="http://schemas.microsoft.com/office/drawing/2017/model3d" xmlns:oel="http://schemas.microsoft.com/office/2019/extlst" xmlns:r="http://schemas.openxmlformats.org/officeDocument/2006/relationships" xmlns:wp14="http://schemas.microsoft.com/office/word/2010/wordprocessingDrawing" xmlns:wp="http://schemas.openxmlformats.org/drawingml/2006/wordprocessingDrawing" xmlns:wpg="http://schemas.microsoft.com/office/word/2010/wordprocessingGroup" xmlns:wpi="http://schemas.microsoft.com/office/word/2010/wordprocessingInk" xmlns:wps="http://schemas.microsoft.com/office/word/2010/wordprocessingShape" xmlns:o="urn:schemas-microsoft-com:office:office" xmlns:v="urn:schemas-microsoft-com:vml" xmlns:w10="urn:schemas-microsoft-com:office:word" xmlns:w="http://schemas.openxmlformats.org/wordprocessingml/2006/main" xmlns:w14="http://schemas.microsoft.com/office/word/2010/wordml" xmlns:w15="http://schemas.microsoft.com/office/word/2012/wordml" xmlns:w16cei="http://schemas.microsoft.com/office/word/2026/wordml/cei" xmlns:w16cex="http://schemas.microsoft.com/office/word/2018/wordml/cex" xmlns:w16cid="http://schemas.microsoft.com/office/word/2016/wordml/cid" xmlns:w16="http://schemas.microsoft.com/office/word/2018/wordml" xmlns:w16sdtdh="http://schemas.microsoft.com/office/word/2020/wordml/sdtdatahash" xmlns:w16sdtfl="http://schemas.microsoft.com/office/word/2024/wordml/sdtformatlock" xmlns:w16se="http://schemas.microsoft.com/office/word/2015/wordml/symex" xmlns:w16du="http://schemas.microsoft.com/office/word/2023/wordml/word16du" xmlns:wne="http://schemas.microsoft.com/office/word/2006/wordml" mc:Ignorable="w14 w15 w16se w16cid w16 w16cex w16sdtdh w16sdtfl w16du wp14">
   <w:body>
     <w:p>
       <w:pPr>
@@ -184,14 +184,18 @@
         <w:spacing w:after="30"/>
       </w:pPr>
       <w:r>
-        <w:t>Led the implementation of Apache Airflow</w:t>
-      </w:r>
-      <w:r>
-        <w:t xml:space="preserve"> on Kubernetes</w:t>
-      </w:r>
-      <w:r>
-        <w:t xml:space="preserve"> to orchestrate and execute the ETL pipelines that process financial-statement data.</w:t>
-      </w:r>
+        <w:t>Led the implementation of Apache Airflow on Kubernetes to orchestrate and execute the ETL pipelines that process financial-statement data.</w:t>
+      </w:r>
+    </w:p>
+    <w:p>
+      <w:pPr>
+        <w:pStyle w:val="ListParagraph"/>
+        <w:numPr>
+          <w:ilvl w:val="0"/>
+          <w:numId w:val="2"/>
+        </w:numPr>
+        <w:spacing w:after="30"/>
+      </w:pPr>
       <w:r>
         <w:t>Led an SRE/DevOps transformation for a multinational bank, running application assessment and implementing a DORA-aligned deployment framework across hybrid infrastructure (OpenShift, IBM Power, IBM Mainframe).</w:t>
       </w:r>
@@ -483,7 +487,6 @@
           <w:sz w:val="22"/>
           <w:szCs w:val="22"/>
         </w:rPr>
-        <w:lastRenderedPageBreak/>
         <w:t>IBM</w:t>
       </w:r>
     </w:p>
@@ -946,7 +949,7 @@
 </file>
 
 <file path=word/numbering.xml><?xml version="1.0" encoding="utf-8"?>
-<w:numbering xmlns:wpc="http://schemas.microsoft.com/office/word/2010/wordprocessingCanvas" xmlns:cx="http://schemas.microsoft.com/office/drawing/2014/chartex" xmlns:cx1="http://schemas.microsoft.com/office/drawing/2015/9/8/chartex" xmlns:cx2="http://schemas.microsoft.com/office/drawing/2015/10/21/chartex" xmlns:cx3="http://schemas.microsoft.com/office/drawing/2016/5/9/chartex" xmlns:cx4="http://schemas.microsoft.com/office/drawing/2016/5/10/chartex" xmlns:cx5="http://schemas.microsoft.com/office/drawing/2016/5/11/chartex" xmlns:cx6="http://schemas.microsoft.com/office/drawing/2016/5/12/chartex" xmlns:cx7="http://schemas.microsoft.com/office/drawing/2016/5/13/chartex" xmlns:cx8="http://schemas.microsoft.com/office/drawing/2016/5/14/chartex" xmlns:mc="http://schemas.openxmlformats.org/markup-compatibility/2006" xmlns:aink="http://schemas.microsoft.com/office/drawing/2016/ink" xmlns:am3d="http://schemas.microsoft.com/office/drawing/2017/model3d" xmlns:o="urn:schemas-microsoft-com:office:office" xmlns:oel="http://schemas.microsoft.com/office/2019/extlst" xmlns:r="http://schemas.openxmlformats.org/officeDocument/2006/relationships" xmlns:m="http://schemas.openxmlformats.org/officeDocument/2006/math" xmlns:v="urn:schemas-microsoft-com:vml" xmlns:wp14="http://schemas.microsoft.com/office/word/2010/wordprocessingDrawing" xmlns:wp="http://schemas.openxmlformats.org/drawingml/2006/wordprocessingDrawing" xmlns:w10="urn:schemas-microsoft-com:office:word" xmlns:w="http://schemas.openxmlformats.org/wordprocessingml/2006/main" xmlns:w14="http://schemas.microsoft.com/office/word/2010/wordml" xmlns:w15="http://schemas.microsoft.com/office/word/2012/wordml" xmlns:w16cex="http://schemas.microsoft.com/office/word/2018/wordml/cex" xmlns:w16cid="http://schemas.microsoft.com/office/word/2016/wordml/cid" xmlns:w16="http://schemas.microsoft.com/office/word/2018/wordml" xmlns:w16du="http://schemas.microsoft.com/office/word/2023/wordml/word16du" xmlns:w16sdtdh="http://schemas.microsoft.com/office/word/2020/wordml/sdtdatahash" xmlns:w16sdtfl="http://schemas.microsoft.com/office/word/2024/wordml/sdtformatlock" xmlns:w16se="http://schemas.microsoft.com/office/word/2015/wordml/symex" xmlns:wpg="http://schemas.microsoft.com/office/word/2010/wordprocessingGroup" xmlns:wpi="http://schemas.microsoft.com/office/word/2010/wordprocessingInk" xmlns:wne="http://schemas.microsoft.com/office/word/2006/wordml" xmlns:wps="http://schemas.microsoft.com/office/word/2010/wordprocessingShape" mc:Ignorable="w14 w15 w16se w16cid w16 w16cex w16sdtdh w16sdtfl w16du wp14">
+<w:numbering xmlns:wpc="http://schemas.microsoft.com/office/word/2010/wordprocessingCanvas" xmlns:cx="http://schemas.microsoft.com/office/drawing/2014/chartex" xmlns:cx1="http://schemas.microsoft.com/office/drawing/2015/9/8/chartex" xmlns:cx2="http://schemas.microsoft.com/office/drawing/2015/10/21/chartex" xmlns:cx3="http://schemas.microsoft.com/office/drawing/2016/5/9/chartex" xmlns:cx4="http://schemas.microsoft.com/office/drawing/2016/5/10/chartex" xmlns:cx5="http://schemas.microsoft.com/office/drawing/2016/5/11/chartex" xmlns:cx6="http://schemas.microsoft.com/office/drawing/2016/5/12/chartex" xmlns:cx7="http://schemas.microsoft.com/office/drawing/2016/5/13/chartex" xmlns:cx8="http://schemas.microsoft.com/office/drawing/2016/5/14/chartex" xmlns:mc="http://schemas.openxmlformats.org/markup-compatibility/2006" xmlns:m="http://schemas.openxmlformats.org/officeDocument/2006/math" xmlns:aink="http://schemas.microsoft.com/office/drawing/2016/ink" xmlns:am3d="http://schemas.microsoft.com/office/drawing/2017/model3d" xmlns:oel="http://schemas.microsoft.com/office/2019/extlst" xmlns:r="http://schemas.openxmlformats.org/officeDocument/2006/relationships" xmlns:wp14="http://schemas.microsoft.com/office/word/2010/wordprocessingDrawing" xmlns:wp="http://schemas.openxmlformats.org/drawingml/2006/wordprocessingDrawing" xmlns:wpg="http://schemas.microsoft.com/office/word/2010/wordprocessingGroup" xmlns:wpi="http://schemas.microsoft.com/office/word/2010/wordprocessingInk" xmlns:wps="http://schemas.microsoft.com/office/word/2010/wordprocessingShape" xmlns:o="urn:schemas-microsoft-com:office:office" xmlns:v="urn:schemas-microsoft-com:vml" xmlns:w10="urn:schemas-microsoft-com:office:word" xmlns:w="http://schemas.openxmlformats.org/wordprocessingml/2006/main" xmlns:w14="http://schemas.microsoft.com/office/word/2010/wordml" xmlns:w15="http://schemas.microsoft.com/office/word/2012/wordml" xmlns:w16cei="http://schemas.microsoft.com/office/word/2026/wordml/cei" xmlns:w16cex="http://schemas.microsoft.com/office/word/2018/wordml/cex" xmlns:w16cid="http://schemas.microsoft.com/office/word/2016/wordml/cid" xmlns:w16="http://schemas.microsoft.com/office/word/2018/wordml" xmlns:w16sdtdh="http://schemas.microsoft.com/office/word/2020/wordml/sdtdatahash" xmlns:w16sdtfl="http://schemas.microsoft.com/office/word/2024/wordml/sdtformatlock" xmlns:w16se="http://schemas.microsoft.com/office/word/2015/wordml/symex" xmlns:w16du="http://schemas.microsoft.com/office/word/2023/wordml/word16du" xmlns:wne="http://schemas.microsoft.com/office/word/2006/wordml" mc:Ignorable="w14 w15 w16se w16cid w16 w16cex w16sdtdh w16sdtfl w16du wp14">
   <w:abstractNum w:abstractNumId="0" w15:restartNumberingAfterBreak="0">
     <w:nsid w:val="16D8099D"/>
     <w:multiLevelType w:val="hybridMultilevel"/>
@@ -1163,7 +1166,7 @@
 </file>
 
 <file path=word/styles.xml><?xml version="1.0" encoding="utf-8"?>
-<w:styles xmlns:mc="http://schemas.openxmlformats.org/markup-compatibility/2006" xmlns:r="http://schemas.openxmlformats.org/officeDocument/2006/relationships" xmlns:w="http://schemas.openxmlformats.org/wordprocessingml/2006/main" xmlns:w14="http://schemas.microsoft.com/office/word/2010/wordml" xmlns:w15="http://schemas.microsoft.com/office/word/2012/wordml" xmlns:w16cex="http://schemas.microsoft.com/office/word/2018/wordml/cex" xmlns:w16cid="http://schemas.microsoft.com/office/word/2016/wordml/cid" xmlns:w16="http://schemas.microsoft.com/office/word/2018/wordml" xmlns:w16du="http://schemas.microsoft.com/office/word/2023/wordml/word16du" xmlns:w16sdtdh="http://schemas.microsoft.com/office/word/2020/wordml/sdtdatahash" xmlns:w16sdtfl="http://schemas.microsoft.com/office/word/2024/wordml/sdtformatlock" xmlns:w16se="http://schemas.microsoft.com/office/word/2015/wordml/symex" mc:Ignorable="w14 w15 w16se w16cid w16 w16cex w16sdtdh w16sdtfl w16du">
+<w:styles xmlns:mc="http://schemas.openxmlformats.org/markup-compatibility/2006" xmlns:r="http://schemas.openxmlformats.org/officeDocument/2006/relationships" xmlns:w="http://schemas.openxmlformats.org/wordprocessingml/2006/main" xmlns:w14="http://schemas.microsoft.com/office/word/2010/wordml" xmlns:w15="http://schemas.microsoft.com/office/word/2012/wordml" xmlns:w16cex="http://schemas.microsoft.com/office/word/2018/wordml/cex" xmlns:w16cid="http://schemas.microsoft.com/office/word/2016/wordml/cid" xmlns:w16="http://schemas.microsoft.com/office/word/2018/wordml" xmlns:w16sdtdh="http://schemas.microsoft.com/office/word/2020/wordml/sdtdatahash" xmlns:w16sdtfl="http://schemas.microsoft.com/office/word/2024/wordml/sdtformatlock" xmlns:w16se="http://schemas.microsoft.com/office/word/2015/wordml/symex" xmlns:w16du="http://schemas.microsoft.com/office/word/2023/wordml/word16du" mc:Ignorable="w14 w15 w16se w16cid w16 w16cex w16sdtdh w16sdtfl w16du">
   <w:docDefaults>
     <w:rPrDefault>
       <w:rPr>
